--- a/Report11.docx
+++ b/Report11.docx
@@ -20,6 +20,9 @@
         <w:jc w:val="center"/>
       </w:pPr>
       <w:r>
+        <w:rPr>
+          <w:noProof/>
+        </w:rPr>
         <w:drawing>
           <wp:inline distT="0" distB="0" distL="0" distR="0" wp14:anchorId="5350DD1E" wp14:editId="58DBEF42">
             <wp:extent cx="3215640" cy="1914252"/>
@@ -71,7 +74,70 @@
       </w:r>
     </w:p>
     <w:p/>
-    <w:p/>
+    <w:p>
+      <w:pPr>
+        <w:pStyle w:val="Heading1"/>
+      </w:pPr>
+      <w:r>
+        <w:t>Finding routes (Python programs)</w:t>
+      </w:r>
+    </w:p>
+    <w:p>
+      <w:pPr>
+        <w:pStyle w:val="Heading3"/>
+      </w:pPr>
+      <w:r>
+        <w:t>Map generating</w:t>
+      </w:r>
+    </w:p>
+    <w:p>
+      <w:pPr>
+        <w:ind w:left="720"/>
+      </w:pPr>
+      <w:r>
+        <w:t>-randomly generated destinations</w:t>
+      </w:r>
+    </w:p>
+    <w:p>
+      <w:pPr>
+        <w:ind w:left="720"/>
+      </w:pPr>
+      <w:r>
+        <w:t>-distance matrix (Manhattan distance)</w:t>
+      </w:r>
+    </w:p>
+    <w:p>
+      <w:pPr>
+        <w:ind w:left="720"/>
+      </w:pPr>
+      <w:r>
+        <w:t>-visualisation of the map</w:t>
+      </w:r>
+    </w:p>
+    <w:p>
+      <w:pPr>
+        <w:pStyle w:val="Heading3"/>
+      </w:pPr>
+      <w:r>
+        <w:t>Clarke-Wright Algorithm</w:t>
+      </w:r>
+    </w:p>
+    <w:p>
+      <w:pPr>
+        <w:ind w:left="720"/>
+      </w:pPr>
+      <w:r>
+        <w:t>-able to find efficient routes for standard VRP</w:t>
+      </w:r>
+    </w:p>
+    <w:p>
+      <w:pPr>
+        <w:ind w:left="720"/>
+      </w:pPr>
+      <w:r>
+        <w:t>-working on implementing EVRP elements</w:t>
+      </w:r>
+    </w:p>
     <w:p/>
     <w:p/>
     <w:p>
@@ -93,15 +159,6 @@
       <w:r>
         <w:t>https://www.kaggle.com/datasets/ziya07/ev-energy-consumption-dataset</w:t>
       </w:r>
-    </w:p>
-    <w:p>
-      <w:pPr>
-        <w:pStyle w:val="ListParagraph"/>
-        <w:numPr>
-          <w:ilvl w:val="0"/>
-          <w:numId w:val="1"/>
-        </w:numPr>
-      </w:pPr>
     </w:p>
     <w:p/>
     <w:sectPr>
@@ -660,7 +717,6 @@
     <w:next w:val="Normal"/>
     <w:link w:val="Heading3Char"/>
     <w:uiPriority w:val="9"/>
-    <w:semiHidden/>
     <w:unhideWhenUsed/>
     <w:qFormat/>
     <w:rsid w:val="00CF67FE"/>
@@ -867,7 +923,6 @@
     <w:basedOn w:val="DefaultParagraphFont"/>
     <w:link w:val="Heading3"/>
     <w:uiPriority w:val="9"/>
-    <w:semiHidden/>
     <w:rsid w:val="00CF67FE"/>
     <w:rPr>
       <w:rFonts w:eastAsiaTheme="majorEastAsia" w:cstheme="majorBidi"/>
